--- a/unit2.docx
+++ b/unit2.docx
@@ -53,12 +53,6 @@
         <w:gridCol w:w="9360"/>
       </w:tblGrid>
       <w:tr>
-        <w:tblPrEx>
-          <w:tblCellMar>
-            <w:top w:w="0" w:type="dxa"/>
-            <w:bottom w:w="0" w:type="dxa"/>
-          </w:tblCellMar>
-        </w:tblPrEx>
         <w:tc>
           <w:tcPr>
             <w:tcW w:w="9360" w:type="dxa"/>
@@ -390,12 +384,6 @@
         <w:gridCol w:w="5160"/>
       </w:tblGrid>
       <w:tr>
-        <w:tblPrEx>
-          <w:tblCellMar>
-            <w:top w:w="0" w:type="dxa"/>
-            <w:bottom w:w="0" w:type="dxa"/>
-          </w:tblCellMar>
-        </w:tblPrEx>
         <w:trPr>
           <w:tblHeader/>
         </w:trPr>
@@ -491,12 +479,6 @@
         </w:tc>
       </w:tr>
       <w:tr>
-        <w:tblPrEx>
-          <w:tblCellMar>
-            <w:top w:w="0" w:type="dxa"/>
-            <w:bottom w:w="0" w:type="dxa"/>
-          </w:tblCellMar>
-        </w:tblPrEx>
         <w:tc>
           <w:tcPr>
             <w:tcW w:w="2400" w:type="dxa"/>
@@ -585,12 +567,6 @@
         </w:tc>
       </w:tr>
       <w:tr>
-        <w:tblPrEx>
-          <w:tblCellMar>
-            <w:top w:w="0" w:type="dxa"/>
-            <w:bottom w:w="0" w:type="dxa"/>
-          </w:tblCellMar>
-        </w:tblPrEx>
         <w:tc>
           <w:tcPr>
             <w:tcW w:w="2400" w:type="dxa"/>
@@ -680,12 +656,6 @@
         </w:tc>
       </w:tr>
       <w:tr>
-        <w:tblPrEx>
-          <w:tblCellMar>
-            <w:top w:w="0" w:type="dxa"/>
-            <w:bottom w:w="0" w:type="dxa"/>
-          </w:tblCellMar>
-        </w:tblPrEx>
         <w:tc>
           <w:tcPr>
             <w:tcW w:w="2400" w:type="dxa"/>
@@ -782,12 +752,6 @@
         </w:tc>
       </w:tr>
       <w:tr>
-        <w:tblPrEx>
-          <w:tblCellMar>
-            <w:top w:w="0" w:type="dxa"/>
-            <w:bottom w:w="0" w:type="dxa"/>
-          </w:tblCellMar>
-        </w:tblPrEx>
         <w:tc>
           <w:tcPr>
             <w:tcW w:w="2400" w:type="dxa"/>
@@ -876,12 +840,6 @@
         </w:tc>
       </w:tr>
       <w:tr>
-        <w:tblPrEx>
-          <w:tblCellMar>
-            <w:top w:w="0" w:type="dxa"/>
-            <w:bottom w:w="0" w:type="dxa"/>
-          </w:tblCellMar>
-        </w:tblPrEx>
         <w:tc>
           <w:tcPr>
             <w:tcW w:w="2400" w:type="dxa"/>
@@ -972,12 +930,6 @@
         </w:tc>
       </w:tr>
       <w:tr>
-        <w:tblPrEx>
-          <w:tblCellMar>
-            <w:top w:w="0" w:type="dxa"/>
-            <w:bottom w:w="0" w:type="dxa"/>
-          </w:tblCellMar>
-        </w:tblPrEx>
         <w:tc>
           <w:tcPr>
             <w:tcW w:w="2400" w:type="dxa"/>
@@ -1297,12 +1249,6 @@
         <w:gridCol w:w="9360"/>
       </w:tblGrid>
       <w:tr>
-        <w:tblPrEx>
-          <w:tblCellMar>
-            <w:top w:w="0" w:type="dxa"/>
-            <w:bottom w:w="0" w:type="dxa"/>
-          </w:tblCellMar>
-        </w:tblPrEx>
         <w:tc>
           <w:tcPr>
             <w:tcW w:w="9360" w:type="dxa"/>
@@ -1342,7 +1288,23 @@
                 <w:sz w:val="20"/>
                 <w:szCs w:val="20"/>
               </w:rPr>
-              <w:t>The overall acceptance rate will look reasonable. The per-group rates will not. The screener is “fair” by some definitions and clearly unfair by others. Your job is to name which definition is being used, and by whom.</w:t>
+              <w:t xml:space="preserve">The overall acceptance rate will look reasonable. The per-group rates will not. The screener is “fair” by some definitions and clearly unfair by others. </w:t>
+            </w:r>
+            <w:r>
+              <w:rPr>
+                <w:color w:val="333333"/>
+                <w:sz w:val="20"/>
+                <w:szCs w:val="20"/>
+              </w:rPr>
+              <w:t>Name</w:t>
+            </w:r>
+            <w:r>
+              <w:rPr>
+                <w:color w:val="333333"/>
+                <w:sz w:val="20"/>
+                <w:szCs w:val="20"/>
+              </w:rPr>
+              <w:t xml:space="preserve"> which definition is being used, and by whom.</w:t>
             </w:r>
           </w:p>
         </w:tc>
@@ -1400,7 +1362,6 @@
         <w:pStyle w:val="Heading2"/>
       </w:pPr>
       <w:r>
-        <w:lastRenderedPageBreak/>
         <w:t>Phase 3 — Group diagnosis (~15 min)</w:t>
       </w:r>
     </w:p>
@@ -1413,6 +1374,7 @@
           <w:b/>
           <w:bCs/>
         </w:rPr>
+        <w:lastRenderedPageBreak/>
         <w:t xml:space="preserve">Format: </w:t>
       </w:r>
       <w:r>
@@ -1431,11 +1393,6 @@
       <w:r>
         <w:t>Each group answers:</w:t>
       </w:r>
-    </w:p>
-    <w:p>
-      <w:pPr>
-        <w:spacing w:before="60" w:after="60"/>
-      </w:pPr>
     </w:p>
     <w:p>
       <w:pPr>
@@ -1447,7 +1404,19 @@
         <w:spacing w:before="40" w:after="60"/>
       </w:pPr>
       <w:r>
-        <w:t>Which condition is the “proxy” — the one that does no discriminatory work directly but produces discriminatory outcomes indirectly?</w:t>
+        <w:t>Which condition is the “proxy</w:t>
+      </w:r>
+      <w:r>
+        <w:t>,</w:t>
+      </w:r>
+      <w:r>
+        <w:t>”</w:t>
+      </w:r>
+      <w:r>
+        <w:t xml:space="preserve"> or</w:t>
+      </w:r>
+      <w:r>
+        <w:t xml:space="preserve"> the one that does no discriminatory work directly but produces discriminatory outcomes indirectly?</w:t>
       </w:r>
     </w:p>
     <w:p>
@@ -1655,12 +1624,6 @@
         <w:gridCol w:w="9360"/>
       </w:tblGrid>
       <w:tr>
-        <w:tblPrEx>
-          <w:tblCellMar>
-            <w:top w:w="0" w:type="dxa"/>
-            <w:bottom w:w="0" w:type="dxa"/>
-          </w:tblCellMar>
-        </w:tblPrEx>
         <w:tc>
           <w:tcPr>
             <w:tcW w:w="9360" w:type="dxa"/>
@@ -1700,7 +1663,15 @@
                 <w:sz w:val="20"/>
                 <w:szCs w:val="20"/>
               </w:rPr>
-              <w:t>Every change you make must be accompanied by a one-line comment explaining what you gave up: false positive rate, precision, a useful signal, or something else. A change with no cost explanation receives no credit.</w:t>
+              <w:t xml:space="preserve">Every change you make must be accompanied by a one-line comment explaining what you gave up: false positive rate, precision, a useful signal, </w:t>
+            </w:r>
+            <w:r>
+              <w:rPr>
+                <w:color w:val="333333"/>
+                <w:sz w:val="20"/>
+                <w:szCs w:val="20"/>
+              </w:rPr>
+              <w:t>etc.</w:t>
             </w:r>
           </w:p>
         </w:tc>
@@ -1716,7 +1687,13 @@
         <w:spacing w:before="60" w:after="80"/>
       </w:pPr>
       <w:r>
-        <w:t>Then write 150–200 words answering: is there a version of this screener that can be made fair? Define what “fair” means in your answer — you may not use the word without defining it.</w:t>
+        <w:t>Is</w:t>
+      </w:r>
+      <w:r>
+        <w:t xml:space="preserve"> there a version of this screener that can be made fair? Define what “fair” means in your answer</w:t>
+      </w:r>
+      <w:r>
+        <w:t>.</w:t>
       </w:r>
     </w:p>
     <w:p>
@@ -1745,7 +1722,6 @@
         <w:spacing w:before="60" w:after="80"/>
       </w:pPr>
       <w:r>
-        <w:lastRenderedPageBreak/>
         <w:t>Look up the “four-fifths rule” (also called the 80% rule) used in US employment discrimination law. Does your repaired screener satisfy it? Show your work. Does satisfying a legal standard mean a system is ethical?</w:t>
       </w:r>
     </w:p>
@@ -1767,6 +1743,7 @@
         <w:pStyle w:val="Heading2"/>
       </w:pPr>
       <w:r>
+        <w:lastRenderedPageBreak/>
         <w:t>Teacher notes</w:t>
       </w:r>
     </w:p>
@@ -1775,7 +1752,7 @@
         <w:spacing w:before="60" w:after="80"/>
       </w:pPr>
       <w:r>
-        <w:t xml:space="preserve">The dataset needs careful design. Group B applicants should be statistically similar to Group A applicants on every field except </w:t>
+        <w:t xml:space="preserve">Group B applicants should be statistically similar to Group A applicants on every field except </w:t>
       </w:r>
       <w:proofErr w:type="spellStart"/>
       <w:r>
@@ -1783,7 +1760,19 @@
       </w:r>
       <w:proofErr w:type="spellEnd"/>
       <w:r>
-        <w:t xml:space="preserve"> and referral — which correlate with socioeconomic background, not job performance. This makes the proxy mechanism visible without requiring students to know anything about employment law.</w:t>
+        <w:t xml:space="preserve"> and referral </w:t>
+      </w:r>
+      <w:r>
+        <w:t>(</w:t>
+      </w:r>
+      <w:r>
+        <w:t>which correlate with socioeconomic background, not job performance</w:t>
+      </w:r>
+      <w:r>
+        <w:t>)</w:t>
+      </w:r>
+      <w:r>
+        <w:t>. This makes the proxy mechanism visible without requiring students to know anything about employment law.</w:t>
       </w:r>
     </w:p>
     <w:p>
@@ -1796,20 +1785,29 @@
         <w:spacing w:before="60" w:after="80"/>
       </w:pPr>
       <w:r>
-        <w:t>The class vote on whether intent matters (Phase 3) is worth spending time on. Students often split roughly 50/50, and that split is the lesson: reasonable people disagree, legal standards differ from ethical ones, and “the algorithm didn’t mean to” is not a complete defense.</w:t>
-      </w:r>
-    </w:p>
-    <w:p>
-      <w:pPr>
-        <w:spacing w:before="60" w:after="60"/>
-      </w:pPr>
-    </w:p>
-    <w:p>
-      <w:pPr>
-        <w:spacing w:before="60" w:after="80"/>
-      </w:pPr>
-      <w:r>
-        <w:t>The tradeoff essay is the hardest part for students. They want to fix the screener without losing anything. Push back: what signal were they throwing away, and was it a good signal to begin with?</w:t>
+        <w:t>Consider spending time on t</w:t>
+      </w:r>
+      <w:r>
+        <w:t xml:space="preserve">he class vote on whether intent matters (Phase 3) </w:t>
+      </w:r>
+      <w:proofErr w:type="gramStart"/>
+      <w:r>
+        <w:t>is</w:t>
+      </w:r>
+      <w:proofErr w:type="gramEnd"/>
+      <w:r>
+        <w:t xml:space="preserve"> worth spending time on</w:t>
+      </w:r>
+      <w:r>
+        <w:t xml:space="preserve">, as well as the tradeoff reflection. Push students to recognize that fixing the screener results in some losses of other positive </w:t>
+      </w:r>
+      <w:proofErr w:type="gramStart"/>
+      <w:r>
+        <w:t>attributes, and</w:t>
+      </w:r>
+      <w:proofErr w:type="gramEnd"/>
+      <w:r>
+        <w:t xml:space="preserve"> reflect on what those are.</w:t>
       </w:r>
     </w:p>
     <w:sectPr>
